--- a/双目热成像仪-设计报告 .docx
+++ b/双目热成像仪-设计报告 .docx
@@ -303,16 +303,7 @@
           <w:u w:val="single"/>
           <w:lang w:val="en-US" w:eastAsia="zh-CN"/>
         </w:rPr>
-        <w:t>李济丞  ;冯凯</w:t>
-      </w:r>
-      <w:r>
-        <w:rPr>
-          <w:rFonts w:hint="eastAsia" w:hAnsi="宋体"/>
-          <w:position w:val="6"/>
-          <w:sz w:val="30"/>
-          <w:u w:val="single"/>
-        </w:rPr>
-        <w:t>；</w:t>
+        <w:t>李济丞  冯凯</w:t>
       </w:r>
       <w:r>
         <w:rPr>
@@ -322,7 +313,47 @@
           <w:u w:val="single"/>
           <w:lang w:eastAsia="zh-CN"/>
         </w:rPr>
-        <w:t xml:space="preserve"> 杨脪； 陈泳吉     </w:t>
+        <w:t xml:space="preserve"> </w:t>
+      </w:r>
+      <w:r>
+        <w:rPr>
+          <w:rFonts w:hint="eastAsia" w:hAnsi="宋体"/>
+          <w:position w:val="6"/>
+          <w:sz w:val="30"/>
+          <w:u w:val="single"/>
+          <w:lang w:val="en-US" w:eastAsia="zh-CN"/>
+        </w:rPr>
+        <w:t xml:space="preserve"> </w:t>
+      </w:r>
+      <w:r>
+        <w:rPr>
+          <w:rFonts w:hint="eastAsia" w:hAnsi="宋体"/>
+          <w:position w:val="6"/>
+          <w:sz w:val="30"/>
+          <w:u w:val="single"/>
+          <w:lang w:eastAsia="zh-CN"/>
+        </w:rPr>
+        <w:t>杨脪</w:t>
+      </w:r>
+      <w:r>
+        <w:rPr>
+          <w:rFonts w:hint="eastAsia" w:hAnsi="宋体"/>
+          <w:position w:val="6"/>
+          <w:sz w:val="30"/>
+          <w:u w:val="single"/>
+          <w:lang w:val="en-US" w:eastAsia="zh-CN"/>
+        </w:rPr>
+        <w:t xml:space="preserve"> </w:t>
+      </w:r>
+      <w:r>
+        <w:rPr>
+          <w:rFonts w:hint="eastAsia" w:hAnsi="宋体"/>
+          <w:position w:val="6"/>
+          <w:sz w:val="30"/>
+          <w:u w:val="single"/>
+          <w:lang w:eastAsia="zh-CN"/>
+        </w:rPr>
+        <w:t xml:space="preserve"> 陈泳吉     </w:t>
       </w:r>
     </w:p>
     <w:p>
@@ -569,17 +600,179 @@
       <w:pPr>
         <w:ind w:firstLine="480"/>
         <w:rPr>
-          <w:rFonts w:hint="default" w:eastAsia="宋体"/>
-          <w:lang w:val="en-US" w:eastAsia="zh-CN"/>
-        </w:rPr>
-      </w:pPr>
-      <w:r>
-        <w:rPr>
           <w:rFonts w:hint="eastAsia"/>
           <w:lang w:val="en-US" w:eastAsia="zh-CN"/>
         </w:rPr>
+      </w:pPr>
+      <w:r>
+        <w:rPr>
+          <w:rFonts w:hint="eastAsia"/>
+          <w:lang w:val="en-US" w:eastAsia="zh-CN"/>
+        </w:rPr>
         <w:t>关键词:双目热成像、红外测温、图像处理</w:t>
       </w:r>
+    </w:p>
+    <w:p>
+      <w:pPr>
+        <w:ind w:firstLine="480"/>
+        <w:rPr>
+          <w:rFonts w:hint="eastAsia"/>
+          <w:lang w:val="en-US" w:eastAsia="zh-CN"/>
+        </w:rPr>
+      </w:pPr>
+    </w:p>
+    <w:p>
+      <w:pPr>
+        <w:ind w:firstLine="480"/>
+        <w:rPr>
+          <w:rFonts w:hint="eastAsia"/>
+          <w:lang w:val="en-US" w:eastAsia="zh-CN"/>
+        </w:rPr>
+      </w:pPr>
+    </w:p>
+    <w:p>
+      <w:pPr>
+        <w:ind w:firstLine="480"/>
+        <w:rPr>
+          <w:rFonts w:hint="eastAsia"/>
+          <w:lang w:val="en-US" w:eastAsia="zh-CN"/>
+        </w:rPr>
+      </w:pPr>
+    </w:p>
+    <w:p>
+      <w:pPr>
+        <w:ind w:firstLine="480"/>
+        <w:rPr>
+          <w:rFonts w:hint="eastAsia"/>
+          <w:lang w:val="en-US" w:eastAsia="zh-CN"/>
+        </w:rPr>
+      </w:pPr>
+    </w:p>
+    <w:p>
+      <w:pPr>
+        <w:ind w:firstLine="480"/>
+        <w:rPr>
+          <w:rFonts w:hint="eastAsia"/>
+          <w:lang w:val="en-US" w:eastAsia="zh-CN"/>
+        </w:rPr>
+      </w:pPr>
+    </w:p>
+    <w:p>
+      <w:pPr>
+        <w:ind w:firstLine="480"/>
+        <w:rPr>
+          <w:rFonts w:hint="eastAsia"/>
+          <w:lang w:val="en-US" w:eastAsia="zh-CN"/>
+        </w:rPr>
+      </w:pPr>
+    </w:p>
+    <w:p>
+      <w:pPr>
+        <w:ind w:firstLine="480"/>
+        <w:rPr>
+          <w:rFonts w:hint="eastAsia"/>
+          <w:lang w:val="en-US" w:eastAsia="zh-CN"/>
+        </w:rPr>
+      </w:pPr>
+    </w:p>
+    <w:p>
+      <w:pPr>
+        <w:ind w:firstLine="480"/>
+        <w:rPr>
+          <w:rFonts w:hint="eastAsia"/>
+          <w:lang w:val="en-US" w:eastAsia="zh-CN"/>
+        </w:rPr>
+      </w:pPr>
+    </w:p>
+    <w:p>
+      <w:pPr>
+        <w:ind w:firstLine="480"/>
+        <w:rPr>
+          <w:rFonts w:hint="eastAsia"/>
+          <w:lang w:val="en-US" w:eastAsia="zh-CN"/>
+        </w:rPr>
+      </w:pPr>
+    </w:p>
+    <w:p>
+      <w:pPr>
+        <w:ind w:firstLine="480"/>
+        <w:rPr>
+          <w:rFonts w:hint="eastAsia"/>
+          <w:lang w:val="en-US" w:eastAsia="zh-CN"/>
+        </w:rPr>
+      </w:pPr>
+    </w:p>
+    <w:p>
+      <w:pPr>
+        <w:ind w:firstLine="480"/>
+        <w:rPr>
+          <w:rFonts w:hint="eastAsia"/>
+          <w:lang w:val="en-US" w:eastAsia="zh-CN"/>
+        </w:rPr>
+      </w:pPr>
+    </w:p>
+    <w:p>
+      <w:pPr>
+        <w:ind w:firstLine="480"/>
+        <w:rPr>
+          <w:rFonts w:hint="eastAsia"/>
+          <w:lang w:val="en-US" w:eastAsia="zh-CN"/>
+        </w:rPr>
+      </w:pPr>
+    </w:p>
+    <w:p>
+      <w:pPr>
+        <w:ind w:firstLine="480"/>
+        <w:rPr>
+          <w:rFonts w:hint="eastAsia"/>
+          <w:lang w:val="en-US" w:eastAsia="zh-CN"/>
+        </w:rPr>
+      </w:pPr>
+    </w:p>
+    <w:p>
+      <w:pPr>
+        <w:ind w:firstLine="480"/>
+        <w:rPr>
+          <w:rFonts w:hint="eastAsia"/>
+          <w:lang w:val="en-US" w:eastAsia="zh-CN"/>
+        </w:rPr>
+      </w:pPr>
+    </w:p>
+    <w:p>
+      <w:pPr>
+        <w:ind w:firstLine="480"/>
+        <w:rPr>
+          <w:rFonts w:hint="eastAsia"/>
+          <w:lang w:val="en-US" w:eastAsia="zh-CN"/>
+        </w:rPr>
+      </w:pPr>
+    </w:p>
+    <w:p>
+      <w:pPr>
+        <w:ind w:firstLine="480"/>
+        <w:rPr>
+          <w:rFonts w:hint="eastAsia"/>
+          <w:lang w:val="en-US" w:eastAsia="zh-CN"/>
+        </w:rPr>
+      </w:pPr>
+    </w:p>
+    <w:p>
+      <w:pPr>
+        <w:ind w:firstLine="480"/>
+        <w:rPr>
+          <w:rFonts w:hint="eastAsia"/>
+          <w:lang w:val="en-US" w:eastAsia="zh-CN"/>
+        </w:rPr>
+      </w:pPr>
+    </w:p>
+    <w:p>
+      <w:pPr>
+        <w:ind w:firstLine="480"/>
+        <w:rPr>
+          <w:rFonts w:hint="default"/>
+          <w:lang w:val="en-US" w:eastAsia="zh-CN"/>
+        </w:rPr>
+      </w:pPr>
     </w:p>
     <w:p>
       <w:pPr>
@@ -608,6 +801,10 @@
           <w:tab w:val="right" w:leader="dot" w:pos="8296"/>
         </w:tabs>
         <w:ind w:left="0" w:leftChars="0" w:firstLine="0" w:firstLineChars="0"/>
+        <w:rPr>
+          <w:rFonts w:hint="eastAsia" w:eastAsia="宋体"/>
+          <w:lang w:val="en-US" w:eastAsia="zh-CN"/>
+        </w:rPr>
       </w:pPr>
       <w:r>
         <w:fldChar w:fldCharType="begin"/>
@@ -659,19 +856,11 @@
         <w:tab/>
       </w:r>
       <w:r>
-        <w:fldChar w:fldCharType="begin"/>
-      </w:r>
-      <w:r>
-        <w:instrText xml:space="preserve"> PAGEREF _Toc166695165 \h </w:instrText>
-      </w:r>
-      <w:r>
-        <w:fldChar w:fldCharType="separate"/>
-      </w:r>
-      <w:r>
+        <w:rPr>
+          <w:rFonts w:hint="eastAsia"/>
+          <w:lang w:val="en-US" w:eastAsia="zh-CN"/>
+        </w:rPr>
         <w:t>1</w:t>
-      </w:r>
-      <w:r>
-        <w:fldChar w:fldCharType="end"/>
       </w:r>
       <w:r>
         <w:fldChar w:fldCharType="end"/>
@@ -727,19 +916,11 @@
         <w:tab/>
       </w:r>
       <w:r>
-        <w:fldChar w:fldCharType="begin"/>
-      </w:r>
-      <w:r>
-        <w:instrText xml:space="preserve"> PAGEREF _Toc166695166 \h </w:instrText>
-      </w:r>
-      <w:r>
-        <w:fldChar w:fldCharType="separate"/>
-      </w:r>
-      <w:r>
+        <w:rPr>
+          <w:rFonts w:hint="eastAsia"/>
+          <w:lang w:val="en-US" w:eastAsia="zh-CN"/>
+        </w:rPr>
         <w:t>1</w:t>
-      </w:r>
-      <w:r>
-        <w:fldChar w:fldCharType="end"/>
       </w:r>
       <w:r>
         <w:fldChar w:fldCharType="end"/>
@@ -1008,6 +1189,8 @@
       <w:r>
         <w:fldChar w:fldCharType="end"/>
       </w:r>
+      <w:bookmarkStart w:id="0" w:name="_GoBack"/>
+      <w:bookmarkEnd w:id="0"/>
     </w:p>
     <w:p>
       <w:pPr>
@@ -2459,8 +2642,6 @@
         </w:rPr>
         <w:t>根据需求自主选择测量温度范围和彩色编码方式。</w:t>
       </w:r>
-      <w:bookmarkStart w:id="0" w:name="_GoBack"/>
-      <w:bookmarkEnd w:id="0"/>
     </w:p>
     <w:p>
       <w:pPr>
